--- a/初二练习册/教师版/秋08 第1讲机械运动 练习册 教师版.docx
+++ b/初二练习册/教师版/秋08 第1讲机械运动 练习册 教师版.docx
@@ -2428,7 +2428,7 @@
           <w:noProof/>
         </w:rPr>
         <w:drawing>
-          <wp:inline distT="0" distB="0" distL="0" distR="0" wp14:anchorId="7D63AAA8" wp14:editId="38BCC1A3">
+          <wp:inline distT="0" distB="0" distL="0" distR="0" wp14:anchorId="7D63AAA8" wp14:editId="2C177144">
             <wp:extent cx="4274185" cy="1076960"/>
             <wp:effectExtent l="0" t="0" r="0" b="0"/>
             <wp:docPr id="104" name="图片 104"/>
@@ -2597,40 +2597,7 @@
         <w:t>2</w:t>
       </w:r>
       <w:r>
-        <w:t>）乙；（</w:t>
-      </w:r>
-      <w:r>
-        <w:t>3</w:t>
-      </w:r>
-      <w:r>
-        <w:t>）</w:t>
-      </w:r>
-      <w:r>
-        <w:t>5</w:t>
-      </w:r>
-      <w:r>
-        <w:rPr>
-          <w:rFonts w:hint="eastAsia"/>
-        </w:rPr>
-        <w:t>min</w:t>
-      </w:r>
-      <w:r>
-        <w:t>37.5s</w:t>
-      </w:r>
-      <w:r>
-        <w:rPr>
-          <w:rFonts w:hint="eastAsia"/>
-        </w:rPr>
-        <w:t>或</w:t>
-      </w:r>
-      <w:r>
-        <w:rPr>
-          <w:rFonts w:hint="eastAsia"/>
-        </w:rPr>
-        <w:t>3</w:t>
-      </w:r>
-      <w:r>
-        <w:t>37.5s</w:t>
+        <w:t>）乙；</w:t>
       </w:r>
     </w:p>
     <w:p>
@@ -3036,29 +3003,26 @@
       <w:pPr>
         <w:pStyle w:val="1230"/>
         <w:ind w:left="588"/>
-      </w:pPr>
-      <w:r>
-        <w:t>【答案】（</w:t>
-      </w:r>
-      <w:r>
+        <w:rPr>
+          <w:rFonts w:hint="eastAsia"/>
+        </w:rPr>
+      </w:pPr>
+      <w:r>
+        <w:t>【答案】</w:t>
+      </w:r>
+      <w:r>
+        <w:rPr>
+          <w:rFonts w:eastAsia="新宋体" w:hint="eastAsia"/>
+        </w:rPr>
+        <w:t xml:space="preserve">4min7 s       </w:t>
+      </w:r>
+      <w:r>
+        <w:rPr>
+          <w:rFonts w:hint="eastAsia"/>
+        </w:rPr>
         <w:t>3</w:t>
       </w:r>
       <w:r>
-        <w:t>）</w:t>
-      </w:r>
-      <w:r>
-        <w:rPr>
-          <w:rFonts w:eastAsia="新宋体" w:hint="eastAsia"/>
-        </w:rPr>
-        <w:t xml:space="preserve">4min7 s       </w:t>
-      </w:r>
-      <w:r>
-        <w:rPr>
-          <w:rFonts w:hint="eastAsia"/>
-        </w:rPr>
-        <w:t>3</w:t>
-      </w:r>
-      <w:r>
         <w:t>37.5s</w:t>
       </w:r>
       <w:r>
@@ -3071,7 +3035,10 @@
         <w:t>335</w:t>
       </w:r>
       <w:r>
-        <w:t>．</w:t>
+        <w:rPr>
+          <w:rFonts w:hint="eastAsia"/>
+        </w:rPr>
+        <w:t>s</w:t>
       </w:r>
     </w:p>
     <w:p>
@@ -3482,6 +3449,24 @@
     </w:p>
     <w:p>
       <w:pPr>
+        <w:pStyle w:val="1230"/>
+        <w:ind w:left="588"/>
+      </w:pPr>
+      <w:r>
+        <w:rPr>
+          <w:rFonts w:hint="eastAsia"/>
+        </w:rPr>
+        <w:t>【答案】</w:t>
+      </w:r>
+      <w:r>
+        <w:rPr>
+          <w:rFonts w:hint="eastAsia"/>
+        </w:rPr>
+        <w:t>B</w:t>
+      </w:r>
+    </w:p>
+    <w:p>
+      <w:pPr>
         <w:spacing w:line="288" w:lineRule="auto"/>
         <w:ind w:leftChars="-100" w:left="-210"/>
         <w:rPr>
@@ -3525,7 +3510,6 @@
         <w:rPr>
           <w:noProof/>
         </w:rPr>
-        <w:lastRenderedPageBreak/>
         <mc:AlternateContent>
           <mc:Choice Requires="wps">
             <w:drawing>
@@ -4739,6 +4723,7 @@
         <w:rPr>
           <w:rFonts w:hint="eastAsia"/>
         </w:rPr>
+        <w:lastRenderedPageBreak/>
         <w:t>【答案】</w:t>
       </w:r>
       <w:r>
@@ -4787,7 +4772,6 @@
         <w:rPr>
           <w:noProof/>
         </w:rPr>
-        <w:lastRenderedPageBreak/>
         <mc:AlternateContent>
           <mc:Choice Requires="wps">
             <w:drawing>
@@ -5806,7 +5790,6 @@
         <w:rPr>
           <w:noProof/>
         </w:rPr>
-        <w:lastRenderedPageBreak/>
         <mc:AlternateContent>
           <mc:Choice Requires="wps">
             <w:drawing>
@@ -7436,7 +7419,15 @@
           <w:rFonts w:hint="eastAsia"/>
           <w:u w:val="single"/>
         </w:rPr>
-        <w:t xml:space="preserve"> ____</w:t>
+        <w:t xml:space="preserve"> </w:t>
+      </w:r>
+      <w:r>
+        <w:rPr>
+          <w:rFonts w:hint="eastAsia"/>
+          <w:u w:val="single"/>
+        </w:rPr>
+        <w:lastRenderedPageBreak/>
+        <w:t>____</w:t>
       </w:r>
       <w:r>
         <w:rPr>
@@ -7454,7 +7445,6 @@
           <w:rFonts w:hint="eastAsia"/>
           <w:noProof/>
         </w:rPr>
-        <w:lastRenderedPageBreak/>
         <w:drawing>
           <wp:inline distT="0" distB="0" distL="0" distR="0" wp14:anchorId="2789908F" wp14:editId="637B88F3">
             <wp:extent cx="972185" cy="1087755"/>
